--- a/public/templates/noise-protocol.docx
+++ b/public/templates/noise-protocol.docx
@@ -610,7 +610,7 @@
                 <w:sz w:val="22"/>
                 <w:lang w:val="kk-KZ"/>
               </w:rPr>
-              <w:t>2 ж. 25 шілде 2022 ж. 25 шілде 2027 дейін</w:t>
+              <w:t>2022 ж. 25 шілде 2022 ж. 25 шілде 2027 дейін</w:t>
             </w:r>
           </w:p>
         </w:tc>
@@ -837,7 +837,7 @@
           <w:szCs w:val="24"/>
           <w:lang w:eastAsia="en-US"/>
         </w:rPr>
-        <w:t>ПОТОКОЛ</w:t>
+        <w:t>ПРОТОКОЛ</w:t>
       </w:r>
       <w:r>
         <w:rPr>
@@ -910,19 +910,19 @@
           <w:sz w:val="24"/>
           <w:szCs w:val="24"/>
         </w:rPr>
+        <w:t xml:space="preserve">,</w:t>
+      </w:r>
+      <w:r>
+        <w:t xml:space="preserve"> </w:t>
+      </w:r>
+      <w:r>
+        <w:rPr>
+          <w:b/>
+          <w:sz w:val="24"/>
+          <w:szCs w:val="24"/>
+          <w:lang w:eastAsia="en-US"/>
+        </w:rPr>
         <w:t/>
-      </w:r>
-      <w:r>
-        <w:t xml:space="preserve"> </w:t>
-      </w:r>
-      <w:r>
-        <w:rPr>
-          <w:b/>
-          <w:sz w:val="24"/>
-          <w:szCs w:val="24"/>
-          <w:lang w:eastAsia="en-US"/>
-        </w:rPr>
-        <w:t>202</w:t>
       </w:r>
       <w:r>
         <w:rPr>
@@ -986,7 +986,7 @@
           <w:szCs w:val="24"/>
           <w:lang w:eastAsia="en-US"/>
         </w:rPr>
-        <w:t>{measurementDate.day} {measurementDate.month} {measurementDate.year} г.</w:t>
+        <w:t xml:space="preserve">«{measurementDate.day}» {measurementDate.month} {measurementDate.year} г.</w:t>
       </w:r>
       <w:r>
         <w:rPr>
@@ -1070,7 +1070,7 @@
           <w:szCs w:val="28"/>
           <w:u w:val="single"/>
         </w:rPr>
-        <w:t>ТОО «{customer.name}», {customer.address}</w:t>
+        <w:t xml:space="preserve">ТОО «{customer.name}», {customer.address}</w:t>
       </w:r>
     </w:p>
     <w:p>
@@ -1293,7 +1293,7 @@
           <w:szCs w:val="24"/>
           <w:u w:val="single"/>
         </w:rPr>
-        <w:t>{measurementDate.day} {measurementDate.month} {measurementDate.year} г.</w:t>
+        <w:t xml:space="preserve">«{measurementDate.day}» {measurementDate.month} {measurementDate.year} г.</w:t>
       </w:r>
       <w:r>
         <w:rPr>
@@ -1446,7 +1446,7 @@
           <w:szCs w:val="24"/>
           <w:u w:val="single"/>
         </w:rPr>
-        <w:t>{purpose}</w:t>
+        <w:t xml:space="preserve">{purpose}</w:t>
       </w:r>
     </w:p>
     <w:p>
@@ -1609,7 +1609,7 @@
           <w:szCs w:val="24"/>
           <w:u w:val="single"/>
         </w:rPr>
-        <w:t>{methodologyStandard}</w:t>
+        <w:t xml:space="preserve">{methodologyStandard}</w:t>
       </w:r>
     </w:p>
     <w:p>
@@ -1762,39 +1762,7 @@
           <w:szCs w:val="24"/>
           <w:u w:val="single"/>
         </w:rPr>
-        <w:t>{productStandard}</w:t>
-      </w:r>
-      <w:proofErr w:type="gramStart"/>
-      <w:r>
-        <w:rPr>
-          <w:b/>
-          <w:color w:val="000000"/>
-          <w:sz w:val="24"/>
-          <w:szCs w:val="24"/>
-          <w:u w:val="single"/>
-        </w:rPr>
-        <w:t>Р</w:t>
-      </w:r>
-      <w:proofErr w:type="gramEnd"/>
-      <w:r>
-        <w:rPr>
-          <w:b/>
-          <w:color w:val="000000"/>
-          <w:sz w:val="24"/>
-          <w:szCs w:val="24"/>
-          <w:u w:val="single"/>
-        </w:rPr>
-        <w:t xml:space="preserve"/>
-      </w:r>
-      <w:r>
-        <w:rPr>
-          <w:rStyle w:val="s0"/>
-          <w:b/>
-          <w:sz w:val="24"/>
-          <w:szCs w:val="22"/>
-          <w:u w:val="single"/>
-        </w:rPr>
-        <w:t>«Об утверждении гигиенических нормативов к физическим факторам, оказывающим воздействие на человека»</w:t>
+        <w:t xml:space="preserve">{productStandard}</w:t>
       </w:r>
     </w:p>
     <w:p>
@@ -1960,7 +1928,7 @@
           <w:u w:val="single"/>
           <w:lang w:eastAsia="en-US"/>
         </w:rPr>
-        <w:t>{representative}</w:t>
+        <w:t xml:space="preserve">{representative}</w:t>
       </w:r>
     </w:p>
     <w:p>
@@ -6138,12 +6106,15 @@
                 <w:b/>
                 <w:color w:val="000000"/>
               </w:rPr>
-              <w:t xml:space="preserve">{#measurements}{-w:tr showPlace}{placeNumber}. {placeName}{/}</w:t>
+              <w:t>1. Административно – управленческий персонал</w:t>
             </w:r>
           </w:p>
         </w:tc>
       </w:tr>
       <w:tr>
+        <w:trPr>
+          <w:trHeight w:val="284"/>
+        </w:trPr>
         <w:tc>
           <w:tcPr>
             <w:tcW w:w="562" w:type="dxa"/>
@@ -6156,16 +6127,18 @@
           </w:tcPr>
           <w:p>
             <w:pPr>
-              <w:jc w:val="center"/>
+              <w:ind w:right="-1475"/>
               <w:rPr>
                 <w:color w:val="000000"/>
               </w:rPr>
             </w:pPr>
             <w:r>
               <w:rPr>
+                <w:b/>
+                <w:bCs/>
                 <w:color w:val="000000"/>
               </w:rPr>
-              <w:t xml:space="preserve">{rowNumber}</w:t>
+              <w:t xml:space="preserve">{#adminMeasurements}{rowNumber}</w:t>
             </w:r>
           </w:p>
         </w:tc>
@@ -6181,13 +6154,16 @@
           </w:tcPr>
           <w:p>
             <w:pPr>
-              <w:jc w:val="center"/>
+              <w:ind w:right="-395"/>
               <w:rPr>
                 <w:color w:val="000000"/>
-              </w:rPr>
-            </w:pPr>
-            <w:r>
-              <w:rPr>
+                <w:lang w:val="kk-KZ"/>
+              </w:rPr>
+            </w:pPr>
+            <w:r>
+              <w:rPr>
+                <w:b/>
+                <w:bCs/>
                 <w:color w:val="000000"/>
               </w:rPr>
               <w:t xml:space="preserve">{pointNumber}</w:t>
@@ -6207,15 +6183,795 @@
           </w:tcPr>
           <w:p>
             <w:pPr>
+              <w:ind w:right="-1475"/>
+              <w:rPr>
+                <w:color w:val="000000"/>
+              </w:rPr>
+            </w:pPr>
+            <w:r>
+              <w:t xml:space="preserve">{place}</w:t>
+            </w:r>
+          </w:p>
+        </w:tc>
+        <w:tc>
+          <w:tcPr>
+            <w:tcW w:w="567" w:type="dxa"/>
+            <w:tcBorders>
+              <w:top w:val="single" w:sz="4" w:space="0" w:color="auto"/>
+              <w:left w:val="single" w:sz="4" w:space="0" w:color="auto"/>
+              <w:bottom w:val="single" w:sz="4" w:space="0" w:color="auto"/>
+              <w:right w:val="single" w:sz="4" w:space="0" w:color="auto"/>
+            </w:tcBorders>
+          </w:tcPr>
+          <w:p>
+            <w:pPr>
+              <w:tabs>
+                <w:tab w:val="left" w:pos="2436"/>
+              </w:tabs>
+              <w:autoSpaceDE w:val="0"/>
+              <w:autoSpaceDN w:val="0"/>
+              <w:ind w:right="-880"/>
+              <w:rPr>
+                <w:lang w:val="kk-KZ"/>
+              </w:rPr>
+            </w:pPr>
+            <w:r>
+              <w:rPr>
+                <w:lang w:val="kk-KZ"/>
+              </w:rPr>
+              <w:t xml:space="preserve">{time}</w:t>
+            </w:r>
+          </w:p>
+        </w:tc>
+        <w:tc>
+          <w:tcPr>
+            <w:tcW w:w="454" w:type="dxa"/>
+            <w:tcBorders>
+              <w:top w:val="single" w:sz="4" w:space="0" w:color="auto"/>
+              <w:left w:val="single" w:sz="4" w:space="0" w:color="auto"/>
+              <w:bottom w:val="single" w:sz="4" w:space="0" w:color="auto"/>
+              <w:right w:val="single" w:sz="4" w:space="0" w:color="auto"/>
+            </w:tcBorders>
+            <w:vAlign w:val="center"/>
+          </w:tcPr>
+          <w:p>
+            <w:pPr>
+              <w:tabs>
+                <w:tab w:val="left" w:pos="2436"/>
+              </w:tabs>
+              <w:autoSpaceDE w:val="0"/>
+              <w:autoSpaceDN w:val="0"/>
+              <w:ind w:right="-880"/>
+              <w:rPr>
+                <w:lang w:val="kk-KZ"/>
+              </w:rPr>
+            </w:pPr>
+            <w:r>
+              <w:rPr>
+                <w:lang w:val="kk-KZ"/>
+              </w:rPr>
+              <w:t xml:space="preserve">{ppePresent}</w:t>
+            </w:r>
+          </w:p>
+        </w:tc>
+        <w:tc>
+          <w:tcPr>
+            <w:tcW w:w="425" w:type="dxa"/>
+            <w:tcBorders>
+              <w:top w:val="single" w:sz="4" w:space="0" w:color="auto"/>
+              <w:left w:val="single" w:sz="4" w:space="0" w:color="auto"/>
+              <w:bottom w:val="single" w:sz="4" w:space="0" w:color="auto"/>
+              <w:right w:val="single" w:sz="4" w:space="0" w:color="auto"/>
+            </w:tcBorders>
+            <w:vAlign w:val="center"/>
+          </w:tcPr>
+          <w:p>
+            <w:pPr>
+              <w:tabs>
+                <w:tab w:val="left" w:pos="2436"/>
+              </w:tabs>
+              <w:autoSpaceDE w:val="0"/>
+              <w:autoSpaceDN w:val="0"/>
+              <w:ind w:right="-880"/>
+              <w:rPr>
+                <w:lang w:val="kk-KZ"/>
+              </w:rPr>
+            </w:pPr>
+            <w:r>
+              <w:t xml:space="preserve">{ppeAbsent}</w:t>
+            </w:r>
+          </w:p>
+        </w:tc>
+        <w:tc>
+          <w:tcPr>
+            <w:tcW w:w="426" w:type="dxa"/>
+            <w:tcBorders>
+              <w:top w:val="single" w:sz="4" w:space="0" w:color="auto"/>
+              <w:left w:val="single" w:sz="4" w:space="0" w:color="auto"/>
+              <w:bottom w:val="single" w:sz="4" w:space="0" w:color="auto"/>
+              <w:right w:val="single" w:sz="4" w:space="0" w:color="auto"/>
+            </w:tcBorders>
+            <w:vAlign w:val="center"/>
+          </w:tcPr>
+          <w:p>
+            <w:pPr>
+              <w:tabs>
+                <w:tab w:val="left" w:pos="2436"/>
+              </w:tabs>
+              <w:autoSpaceDE w:val="0"/>
+              <w:autoSpaceDN w:val="0"/>
+              <w:ind w:right="-880"/>
+              <w:rPr>
+                <w:lang w:val="kk-KZ"/>
+              </w:rPr>
+            </w:pPr>
+            <w:r>
+              <w:rPr>
+                <w:lang w:val="kk-KZ"/>
+              </w:rPr>
+              <w:t xml:space="preserve">{sourceStationary}</w:t>
+            </w:r>
+          </w:p>
+        </w:tc>
+        <w:tc>
+          <w:tcPr>
+            <w:tcW w:w="425" w:type="dxa"/>
+            <w:tcBorders>
+              <w:top w:val="single" w:sz="4" w:space="0" w:color="auto"/>
+              <w:left w:val="single" w:sz="4" w:space="0" w:color="auto"/>
+              <w:bottom w:val="single" w:sz="4" w:space="0" w:color="auto"/>
+              <w:right w:val="single" w:sz="4" w:space="0" w:color="auto"/>
+            </w:tcBorders>
+            <w:vAlign w:val="center"/>
+          </w:tcPr>
+          <w:p>
+            <w:pPr>
+              <w:tabs>
+                <w:tab w:val="left" w:pos="2436"/>
+              </w:tabs>
+              <w:autoSpaceDE w:val="0"/>
+              <w:autoSpaceDN w:val="0"/>
+              <w:ind w:right="-880"/>
+              <w:rPr>
+                <w:lang w:val="kk-KZ"/>
+              </w:rPr>
+            </w:pPr>
+            <w:r>
+              <w:t xml:space="preserve">{sourceNonStationary}</w:t>
+            </w:r>
+          </w:p>
+        </w:tc>
+        <w:tc>
+          <w:tcPr>
+            <w:tcW w:w="425" w:type="dxa"/>
+            <w:tcBorders>
+              <w:top w:val="single" w:sz="4" w:space="0" w:color="auto"/>
+              <w:left w:val="single" w:sz="4" w:space="0" w:color="auto"/>
+              <w:bottom w:val="single" w:sz="4" w:space="0" w:color="auto"/>
+              <w:right w:val="single" w:sz="4" w:space="0" w:color="auto"/>
+            </w:tcBorders>
+            <w:vAlign w:val="center"/>
+          </w:tcPr>
+          <w:p>
+            <w:pPr>
+              <w:tabs>
+                <w:tab w:val="left" w:pos="2436"/>
+              </w:tabs>
+              <w:autoSpaceDE w:val="0"/>
+              <w:autoSpaceDN w:val="0"/>
+              <w:ind w:right="-880"/>
+              <w:rPr>
+                <w:lang w:val="kk-KZ"/>
+              </w:rPr>
+            </w:pPr>
+            <w:r>
+              <w:t xml:space="preserve">{oct31}</w:t>
+            </w:r>
+          </w:p>
+        </w:tc>
+        <w:tc>
+          <w:tcPr>
+            <w:tcW w:w="425" w:type="dxa"/>
+            <w:tcBorders>
+              <w:top w:val="single" w:sz="4" w:space="0" w:color="auto"/>
+              <w:left w:val="single" w:sz="4" w:space="0" w:color="auto"/>
+              <w:bottom w:val="single" w:sz="4" w:space="0" w:color="auto"/>
+              <w:right w:val="single" w:sz="4" w:space="0" w:color="auto"/>
+            </w:tcBorders>
+            <w:vAlign w:val="center"/>
+          </w:tcPr>
+          <w:p>
+            <w:pPr>
+              <w:tabs>
+                <w:tab w:val="left" w:pos="2436"/>
+              </w:tabs>
+              <w:autoSpaceDE w:val="0"/>
+              <w:autoSpaceDN w:val="0"/>
+              <w:ind w:right="-880"/>
+              <w:rPr>
+                <w:lang w:val="kk-KZ"/>
+              </w:rPr>
+            </w:pPr>
+            <w:r>
+              <w:t xml:space="preserve">{oct63}</w:t>
+            </w:r>
+          </w:p>
+        </w:tc>
+        <w:tc>
+          <w:tcPr>
+            <w:tcW w:w="426" w:type="dxa"/>
+            <w:tcBorders>
+              <w:top w:val="single" w:sz="4" w:space="0" w:color="auto"/>
+              <w:left w:val="single" w:sz="4" w:space="0" w:color="auto"/>
+              <w:bottom w:val="single" w:sz="4" w:space="0" w:color="auto"/>
+              <w:right w:val="single" w:sz="4" w:space="0" w:color="auto"/>
+            </w:tcBorders>
+            <w:vAlign w:val="center"/>
+          </w:tcPr>
+          <w:p>
+            <w:pPr>
+              <w:tabs>
+                <w:tab w:val="left" w:pos="2436"/>
+              </w:tabs>
+              <w:autoSpaceDE w:val="0"/>
+              <w:autoSpaceDN w:val="0"/>
+              <w:ind w:right="-880"/>
+              <w:rPr>
+                <w:lang w:val="kk-KZ"/>
+              </w:rPr>
+            </w:pPr>
+            <w:r>
+              <w:t xml:space="preserve">{oct125}</w:t>
+            </w:r>
+          </w:p>
+        </w:tc>
+        <w:tc>
+          <w:tcPr>
+            <w:tcW w:w="425" w:type="dxa"/>
+            <w:tcBorders>
+              <w:top w:val="single" w:sz="4" w:space="0" w:color="auto"/>
+              <w:left w:val="single" w:sz="4" w:space="0" w:color="auto"/>
+              <w:bottom w:val="single" w:sz="4" w:space="0" w:color="auto"/>
+              <w:right w:val="single" w:sz="4" w:space="0" w:color="auto"/>
+            </w:tcBorders>
+            <w:vAlign w:val="center"/>
+          </w:tcPr>
+          <w:p>
+            <w:pPr>
+              <w:tabs>
+                <w:tab w:val="left" w:pos="2436"/>
+              </w:tabs>
+              <w:autoSpaceDE w:val="0"/>
+              <w:autoSpaceDN w:val="0"/>
+              <w:ind w:right="-880"/>
+              <w:rPr>
+                <w:lang w:val="kk-KZ"/>
+              </w:rPr>
+            </w:pPr>
+            <w:r>
+              <w:t xml:space="preserve">{oct250}</w:t>
+            </w:r>
+          </w:p>
+        </w:tc>
+        <w:tc>
+          <w:tcPr>
+            <w:tcW w:w="425" w:type="dxa"/>
+            <w:tcBorders>
+              <w:top w:val="single" w:sz="4" w:space="0" w:color="auto"/>
+              <w:left w:val="single" w:sz="4" w:space="0" w:color="auto"/>
+              <w:bottom w:val="single" w:sz="4" w:space="0" w:color="auto"/>
+              <w:right w:val="single" w:sz="4" w:space="0" w:color="auto"/>
+            </w:tcBorders>
+            <w:vAlign w:val="center"/>
+          </w:tcPr>
+          <w:p>
+            <w:pPr>
+              <w:tabs>
+                <w:tab w:val="left" w:pos="2436"/>
+              </w:tabs>
+              <w:autoSpaceDE w:val="0"/>
+              <w:autoSpaceDN w:val="0"/>
+              <w:ind w:right="-880"/>
+              <w:rPr>
+                <w:lang w:val="kk-KZ"/>
+              </w:rPr>
+            </w:pPr>
+            <w:r>
+              <w:t xml:space="preserve">{oct500}</w:t>
+            </w:r>
+          </w:p>
+        </w:tc>
+        <w:tc>
+          <w:tcPr>
+            <w:tcW w:w="425" w:type="dxa"/>
+            <w:tcBorders>
+              <w:top w:val="single" w:sz="4" w:space="0" w:color="auto"/>
+              <w:left w:val="single" w:sz="4" w:space="0" w:color="auto"/>
+              <w:bottom w:val="single" w:sz="4" w:space="0" w:color="auto"/>
+              <w:right w:val="single" w:sz="4" w:space="0" w:color="auto"/>
+            </w:tcBorders>
+            <w:vAlign w:val="center"/>
+          </w:tcPr>
+          <w:p>
+            <w:pPr>
+              <w:tabs>
+                <w:tab w:val="left" w:pos="2436"/>
+              </w:tabs>
+              <w:autoSpaceDE w:val="0"/>
+              <w:autoSpaceDN w:val="0"/>
+              <w:ind w:right="-880"/>
+              <w:rPr>
+                <w:lang w:val="kk-KZ"/>
+              </w:rPr>
+            </w:pPr>
+            <w:r>
+              <w:t xml:space="preserve">{oct1000}</w:t>
+            </w:r>
+          </w:p>
+        </w:tc>
+        <w:tc>
+          <w:tcPr>
+            <w:tcW w:w="426" w:type="dxa"/>
+            <w:tcBorders>
+              <w:top w:val="single" w:sz="4" w:space="0" w:color="auto"/>
+              <w:left w:val="single" w:sz="4" w:space="0" w:color="auto"/>
+              <w:bottom w:val="single" w:sz="4" w:space="0" w:color="auto"/>
+              <w:right w:val="single" w:sz="4" w:space="0" w:color="auto"/>
+            </w:tcBorders>
+            <w:vAlign w:val="center"/>
+          </w:tcPr>
+          <w:p>
+            <w:pPr>
+              <w:tabs>
+                <w:tab w:val="left" w:pos="2436"/>
+              </w:tabs>
+              <w:autoSpaceDE w:val="0"/>
+              <w:autoSpaceDN w:val="0"/>
+              <w:ind w:right="-880"/>
+              <w:rPr>
+                <w:lang w:val="kk-KZ"/>
+              </w:rPr>
+            </w:pPr>
+            <w:r>
+              <w:t xml:space="preserve">{oct2000}</w:t>
+            </w:r>
+          </w:p>
+        </w:tc>
+        <w:tc>
+          <w:tcPr>
+            <w:tcW w:w="425" w:type="dxa"/>
+            <w:tcBorders>
+              <w:top w:val="single" w:sz="4" w:space="0" w:color="auto"/>
+              <w:left w:val="single" w:sz="4" w:space="0" w:color="auto"/>
+              <w:bottom w:val="single" w:sz="4" w:space="0" w:color="auto"/>
+              <w:right w:val="single" w:sz="4" w:space="0" w:color="auto"/>
+            </w:tcBorders>
+            <w:vAlign w:val="center"/>
+          </w:tcPr>
+          <w:p>
+            <w:pPr>
+              <w:tabs>
+                <w:tab w:val="left" w:pos="2436"/>
+              </w:tabs>
+              <w:autoSpaceDE w:val="0"/>
+              <w:autoSpaceDN w:val="0"/>
+              <w:ind w:right="-880"/>
+              <w:rPr>
+                <w:lang w:val="kk-KZ"/>
+              </w:rPr>
+            </w:pPr>
+            <w:r>
+              <w:t xml:space="preserve">{oct4000}</w:t>
+            </w:r>
+          </w:p>
+        </w:tc>
+        <w:tc>
+          <w:tcPr>
+            <w:tcW w:w="425" w:type="dxa"/>
+            <w:tcBorders>
+              <w:top w:val="single" w:sz="4" w:space="0" w:color="auto"/>
+              <w:left w:val="single" w:sz="4" w:space="0" w:color="auto"/>
+              <w:bottom w:val="single" w:sz="4" w:space="0" w:color="auto"/>
+              <w:right w:val="single" w:sz="4" w:space="0" w:color="auto"/>
+            </w:tcBorders>
+            <w:vAlign w:val="center"/>
+          </w:tcPr>
+          <w:p>
+            <w:pPr>
+              <w:tabs>
+                <w:tab w:val="left" w:pos="2436"/>
+              </w:tabs>
+              <w:autoSpaceDE w:val="0"/>
+              <w:autoSpaceDN w:val="0"/>
+              <w:ind w:right="-880"/>
+              <w:rPr>
+                <w:lang w:val="kk-KZ"/>
+              </w:rPr>
+            </w:pPr>
+            <w:r>
+              <w:t xml:space="preserve">{charBroadStationary}</w:t>
+            </w:r>
+          </w:p>
+        </w:tc>
+        <w:tc>
+          <w:tcPr>
+            <w:tcW w:w="425" w:type="dxa"/>
+            <w:tcBorders>
+              <w:top w:val="single" w:sz="4" w:space="0" w:color="auto"/>
+              <w:left w:val="single" w:sz="4" w:space="0" w:color="auto"/>
+              <w:bottom w:val="single" w:sz="4" w:space="0" w:color="auto"/>
+              <w:right w:val="single" w:sz="4" w:space="0" w:color="auto"/>
+            </w:tcBorders>
+            <w:vAlign w:val="center"/>
+          </w:tcPr>
+          <w:p>
+            <w:pPr>
+              <w:tabs>
+                <w:tab w:val="left" w:pos="2436"/>
+              </w:tabs>
+              <w:autoSpaceDE w:val="0"/>
+              <w:autoSpaceDN w:val="0"/>
+              <w:ind w:right="-880"/>
+              <w:rPr>
+                <w:lang w:val="kk-KZ"/>
+              </w:rPr>
+            </w:pPr>
+            <w:r>
+              <w:t xml:space="preserve">{charBroadNonStationary}</w:t>
+            </w:r>
+          </w:p>
+        </w:tc>
+        <w:tc>
+          <w:tcPr>
+            <w:tcW w:w="426" w:type="dxa"/>
+            <w:tcBorders>
+              <w:top w:val="single" w:sz="4" w:space="0" w:color="auto"/>
+              <w:left w:val="single" w:sz="4" w:space="0" w:color="auto"/>
+              <w:bottom w:val="single" w:sz="4" w:space="0" w:color="auto"/>
+              <w:right w:val="single" w:sz="4" w:space="0" w:color="auto"/>
+            </w:tcBorders>
+            <w:vAlign w:val="center"/>
+          </w:tcPr>
+          <w:p>
+            <w:pPr>
+              <w:tabs>
+                <w:tab w:val="left" w:pos="2436"/>
+              </w:tabs>
+              <w:autoSpaceDE w:val="0"/>
+              <w:autoSpaceDN w:val="0"/>
+              <w:ind w:right="-880"/>
+              <w:rPr>
+                <w:lang w:val="kk-KZ"/>
+              </w:rPr>
+            </w:pPr>
+            <w:r>
+              <w:t xml:space="preserve">{charBroadOscillating}</w:t>
+            </w:r>
+          </w:p>
+        </w:tc>
+        <w:tc>
+          <w:tcPr>
+            <w:tcW w:w="425" w:type="dxa"/>
+            <w:tcBorders>
+              <w:top w:val="single" w:sz="4" w:space="0" w:color="auto"/>
+              <w:left w:val="single" w:sz="4" w:space="0" w:color="auto"/>
+              <w:bottom w:val="single" w:sz="4" w:space="0" w:color="auto"/>
+              <w:right w:val="single" w:sz="4" w:space="0" w:color="auto"/>
+            </w:tcBorders>
+            <w:vAlign w:val="center"/>
+          </w:tcPr>
+          <w:p>
+            <w:pPr>
+              <w:tabs>
+                <w:tab w:val="left" w:pos="2436"/>
+              </w:tabs>
+              <w:autoSpaceDE w:val="0"/>
+              <w:autoSpaceDN w:val="0"/>
+              <w:ind w:right="-880"/>
+              <w:rPr>
+                <w:lang w:val="kk-KZ"/>
+              </w:rPr>
+            </w:pPr>
+            <w:r>
+              <w:t xml:space="preserve">{charBroadImpulse}</w:t>
+            </w:r>
+          </w:p>
+        </w:tc>
+        <w:tc>
+          <w:tcPr>
+            <w:tcW w:w="425" w:type="dxa"/>
+            <w:tcBorders>
+              <w:top w:val="single" w:sz="4" w:space="0" w:color="auto"/>
+              <w:left w:val="single" w:sz="4" w:space="0" w:color="auto"/>
+              <w:bottom w:val="single" w:sz="4" w:space="0" w:color="auto"/>
+              <w:right w:val="single" w:sz="4" w:space="0" w:color="auto"/>
+            </w:tcBorders>
+            <w:vAlign w:val="center"/>
+          </w:tcPr>
+          <w:p>
+            <w:pPr>
+              <w:tabs>
+                <w:tab w:val="left" w:pos="2436"/>
+              </w:tabs>
+              <w:autoSpaceDE w:val="0"/>
+              <w:autoSpaceDN w:val="0"/>
+              <w:ind w:right="-880"/>
+              <w:rPr>
+                <w:lang w:val="kk-KZ"/>
+              </w:rPr>
+            </w:pPr>
+            <w:r>
+              <w:t xml:space="preserve">{charTonalStationary}</w:t>
+            </w:r>
+          </w:p>
+        </w:tc>
+        <w:tc>
+          <w:tcPr>
+            <w:tcW w:w="425" w:type="dxa"/>
+            <w:tcBorders>
+              <w:top w:val="single" w:sz="4" w:space="0" w:color="auto"/>
+              <w:left w:val="single" w:sz="4" w:space="0" w:color="auto"/>
+              <w:bottom w:val="single" w:sz="4" w:space="0" w:color="auto"/>
+              <w:right w:val="single" w:sz="4" w:space="0" w:color="auto"/>
+            </w:tcBorders>
+            <w:vAlign w:val="center"/>
+          </w:tcPr>
+          <w:p>
+            <w:pPr>
+              <w:tabs>
+                <w:tab w:val="left" w:pos="2436"/>
+              </w:tabs>
+              <w:autoSpaceDE w:val="0"/>
+              <w:autoSpaceDN w:val="0"/>
+              <w:ind w:right="-880"/>
+              <w:rPr>
+                <w:lang w:val="kk-KZ"/>
+              </w:rPr>
+            </w:pPr>
+            <w:r>
+              <w:t xml:space="preserve">{charTonalNonStationary}</w:t>
+            </w:r>
+          </w:p>
+        </w:tc>
+        <w:tc>
+          <w:tcPr>
+            <w:tcW w:w="426" w:type="dxa"/>
+            <w:tcBorders>
+              <w:top w:val="single" w:sz="4" w:space="0" w:color="auto"/>
+              <w:left w:val="single" w:sz="4" w:space="0" w:color="auto"/>
+              <w:bottom w:val="single" w:sz="4" w:space="0" w:color="auto"/>
+              <w:right w:val="single" w:sz="4" w:space="0" w:color="auto"/>
+            </w:tcBorders>
+            <w:vAlign w:val="center"/>
+          </w:tcPr>
+          <w:p>
+            <w:pPr>
+              <w:tabs>
+                <w:tab w:val="left" w:pos="2436"/>
+              </w:tabs>
+              <w:autoSpaceDE w:val="0"/>
+              <w:autoSpaceDN w:val="0"/>
+              <w:ind w:right="-880"/>
+              <w:rPr>
+                <w:lang w:val="kk-KZ"/>
+              </w:rPr>
+            </w:pPr>
+            <w:r>
+              <w:t xml:space="preserve">{charTonalOscillating}</w:t>
+            </w:r>
+          </w:p>
+        </w:tc>
+        <w:tc>
+          <w:tcPr>
+            <w:tcW w:w="425" w:type="dxa"/>
+            <w:tcBorders>
+              <w:top w:val="single" w:sz="4" w:space="0" w:color="auto"/>
+              <w:left w:val="single" w:sz="4" w:space="0" w:color="auto"/>
+              <w:bottom w:val="single" w:sz="4" w:space="0" w:color="auto"/>
+              <w:right w:val="single" w:sz="4" w:space="0" w:color="auto"/>
+            </w:tcBorders>
+            <w:vAlign w:val="center"/>
+          </w:tcPr>
+          <w:p>
+            <w:pPr>
+              <w:tabs>
+                <w:tab w:val="left" w:pos="2436"/>
+              </w:tabs>
+              <w:autoSpaceDE w:val="0"/>
+              <w:autoSpaceDN w:val="0"/>
+              <w:ind w:right="-880"/>
+              <w:rPr>
+                <w:lang w:val="kk-KZ"/>
+              </w:rPr>
+            </w:pPr>
+            <w:r>
+              <w:t xml:space="preserve">{charTonalImpulse}</w:t>
+            </w:r>
+          </w:p>
+        </w:tc>
+        <w:tc>
+          <w:tcPr>
+            <w:tcW w:w="1247" w:type="dxa"/>
+            <w:tcBorders>
+              <w:top w:val="single" w:sz="4" w:space="0" w:color="auto"/>
+              <w:left w:val="single" w:sz="4" w:space="0" w:color="auto"/>
+              <w:bottom w:val="single" w:sz="4" w:space="0" w:color="auto"/>
+              <w:right w:val="single" w:sz="4" w:space="0" w:color="auto"/>
+            </w:tcBorders>
+            <w:vAlign w:val="center"/>
+          </w:tcPr>
+          <w:p>
+            <w:pPr>
+              <w:tabs>
+                <w:tab w:val="left" w:pos="2436"/>
+              </w:tabs>
+              <w:autoSpaceDE w:val="0"/>
+              <w:autoSpaceDN w:val="0"/>
+              <w:ind w:right="-880"/>
+              <w:rPr>
+                <w:b/>
+                <w:bCs/>
+              </w:rPr>
+            </w:pPr>
+            <w:r>
+              <w:rPr>
+                <w:b/>
+                <w:bCs/>
+                <w:lang w:val="en-US"/>
+              </w:rPr>
+              <w:t xml:space="preserve">{measured}</w:t>
+            </w:r>
+          </w:p>
+        </w:tc>
+        <w:tc>
+          <w:tcPr>
+            <w:tcW w:w="567" w:type="dxa"/>
+            <w:tcBorders>
+              <w:top w:val="single" w:sz="4" w:space="0" w:color="auto"/>
+              <w:left w:val="single" w:sz="4" w:space="0" w:color="auto"/>
+              <w:bottom w:val="single" w:sz="4" w:space="0" w:color="auto"/>
+              <w:right w:val="single" w:sz="4" w:space="0" w:color="auto"/>
+            </w:tcBorders>
+            <w:vAlign w:val="center"/>
+          </w:tcPr>
+          <w:p>
+            <w:pPr>
+              <w:tabs>
+                <w:tab w:val="left" w:pos="2436"/>
+              </w:tabs>
+              <w:autoSpaceDE w:val="0"/>
+              <w:autoSpaceDN w:val="0"/>
+              <w:ind w:right="-880"/>
+              <w:rPr>
+                <w:lang w:val="kk-KZ"/>
+              </w:rPr>
+            </w:pPr>
+            <w:r>
+              <w:rPr>
+                <w:lang w:val="kk-KZ"/>
+              </w:rPr>
+              <w:t xml:space="preserve">{allowed}{/adminMeasurements}</w:t>
+            </w:r>
+          </w:p>
+        </w:tc>
+      </w:tr>
+      <w:tr>
+        <w:trPr>
+          <w:trHeight w:val="284"/>
+        </w:trPr>
+        <w:tc>
+          <w:tcPr>
+            <w:tcW w:w="14567" w:type="dxa"/>
+            <w:gridSpan w:val="27"/>
+            <w:tcBorders>
+              <w:top w:val="single" w:sz="4" w:space="0" w:color="auto"/>
+              <w:left w:val="single" w:sz="4" w:space="0" w:color="auto"/>
+              <w:bottom w:val="single" w:sz="4" w:space="0" w:color="auto"/>
+              <w:right w:val="single" w:sz="4" w:space="0" w:color="auto"/>
+            </w:tcBorders>
+            <w:vAlign w:val="center"/>
+          </w:tcPr>
+          <w:p>
+            <w:pPr>
+              <w:tabs>
+                <w:tab w:val="left" w:pos="2436"/>
+              </w:tabs>
+              <w:autoSpaceDE w:val="0"/>
+              <w:autoSpaceDN w:val="0"/>
+              <w:ind w:right="-880"/>
               <w:jc w:val="center"/>
               <w:rPr>
+                <w:lang w:val="kk-KZ"/>
+              </w:rPr>
+            </w:pPr>
+            <w:r>
+              <w:rPr>
+                <w:b/>
+                <w:bCs/>
+              </w:rPr>
+              <w:t>2.  Производственный персонал</w:t>
+            </w:r>
+          </w:p>
+        </w:tc>
+      </w:tr>
+      <w:tr>
+        <w:trPr>
+          <w:trHeight w:val="284"/>
+        </w:trPr>
+        <w:tc>
+          <w:tcPr>
+            <w:tcW w:w="562" w:type="dxa"/>
+            <w:tcBorders>
+              <w:top w:val="single" w:sz="4" w:space="0" w:color="auto"/>
+              <w:left w:val="single" w:sz="4" w:space="0" w:color="auto"/>
+              <w:bottom w:val="single" w:sz="4" w:space="0" w:color="auto"/>
+              <w:right w:val="single" w:sz="4" w:space="0" w:color="auto"/>
+            </w:tcBorders>
+          </w:tcPr>
+          <w:p>
+            <w:pPr>
+              <w:ind w:right="-1475"/>
+              <w:rPr>
                 <w:color w:val="000000"/>
               </w:rPr>
             </w:pPr>
             <w:r>
               <w:rPr>
+                <w:b/>
+                <w:bCs/>
                 <w:color w:val="000000"/>
               </w:rPr>
+              <w:t xml:space="preserve">{#productionMeasurements}{rowNumber}</w:t>
+            </w:r>
+          </w:p>
+        </w:tc>
+        <w:tc>
+          <w:tcPr>
+            <w:tcW w:w="539" w:type="dxa"/>
+            <w:tcBorders>
+              <w:top w:val="single" w:sz="4" w:space="0" w:color="auto"/>
+              <w:left w:val="single" w:sz="4" w:space="0" w:color="auto"/>
+              <w:bottom w:val="single" w:sz="4" w:space="0" w:color="auto"/>
+              <w:right w:val="single" w:sz="4" w:space="0" w:color="auto"/>
+            </w:tcBorders>
+          </w:tcPr>
+          <w:p>
+            <w:pPr>
+              <w:ind w:right="-395"/>
+              <w:rPr>
+                <w:color w:val="000000"/>
+                <w:lang w:val="kk-KZ"/>
+              </w:rPr>
+            </w:pPr>
+            <w:r>
+              <w:rPr>
+                <w:b/>
+                <w:bCs/>
+                <w:color w:val="000000"/>
+              </w:rPr>
+              <w:t xml:space="preserve">{pointNumber}</w:t>
+            </w:r>
+          </w:p>
+        </w:tc>
+        <w:tc>
+          <w:tcPr>
+            <w:tcW w:w="2551" w:type="dxa"/>
+            <w:gridSpan w:val="2"/>
+            <w:tcBorders>
+              <w:top w:val="single" w:sz="4" w:space="0" w:color="auto"/>
+              <w:left w:val="single" w:sz="4" w:space="0" w:color="auto"/>
+              <w:bottom w:val="single" w:sz="4" w:space="0" w:color="auto"/>
+              <w:right w:val="single" w:sz="4" w:space="0" w:color="auto"/>
+            </w:tcBorders>
+          </w:tcPr>
+          <w:p>
+            <w:pPr>
+              <w:ind w:right="-1475"/>
+              <w:rPr>
+                <w:color w:val="000000"/>
+              </w:rPr>
+            </w:pPr>
+            <w:r>
               <w:t xml:space="preserve">{place}</w:t>
             </w:r>
           </w:p>
@@ -6232,14 +6988,19 @@
           </w:tcPr>
           <w:p>
             <w:pPr>
-              <w:jc w:val="center"/>
-              <w:rPr>
-                <w:color w:val="000000"/>
-              </w:rPr>
-            </w:pPr>
-            <w:r>
-              <w:rPr>
-                <w:color w:val="000000"/>
+              <w:tabs>
+                <w:tab w:val="left" w:pos="2436"/>
+              </w:tabs>
+              <w:autoSpaceDE w:val="0"/>
+              <w:autoSpaceDN w:val="0"/>
+              <w:ind w:right="-880"/>
+              <w:rPr>
+                <w:lang w:val="kk-KZ"/>
+              </w:rPr>
+            </w:pPr>
+            <w:r>
+              <w:rPr>
+                <w:lang w:val="kk-KZ"/>
               </w:rPr>
               <w:t xml:space="preserve">{time}</w:t>
             </w:r>
@@ -6258,14 +7019,19 @@
           </w:tcPr>
           <w:p>
             <w:pPr>
-              <w:jc w:val="center"/>
-              <w:rPr>
-                <w:color w:val="000000"/>
-              </w:rPr>
-            </w:pPr>
-            <w:r>
-              <w:rPr>
-                <w:color w:val="000000"/>
+              <w:tabs>
+                <w:tab w:val="left" w:pos="2436"/>
+              </w:tabs>
+              <w:autoSpaceDE w:val="0"/>
+              <w:autoSpaceDN w:val="0"/>
+              <w:ind w:right="-880"/>
+              <w:rPr>
+                <w:lang w:val="kk-KZ"/>
+              </w:rPr>
+            </w:pPr>
+            <w:r>
+              <w:rPr>
+                <w:lang w:val="kk-KZ"/>
               </w:rPr>
               <w:t xml:space="preserve">{ppePresent}</w:t>
             </w:r>
@@ -6284,15 +7050,17 @@
           </w:tcPr>
           <w:p>
             <w:pPr>
-              <w:jc w:val="center"/>
-              <w:rPr>
-                <w:color w:val="000000"/>
-              </w:rPr>
-            </w:pPr>
-            <w:r>
-              <w:rPr>
-                <w:color w:val="000000"/>
-              </w:rPr>
+              <w:tabs>
+                <w:tab w:val="left" w:pos="2436"/>
+              </w:tabs>
+              <w:autoSpaceDE w:val="0"/>
+              <w:autoSpaceDN w:val="0"/>
+              <w:ind w:right="-880"/>
+              <w:rPr>
+                <w:lang w:val="kk-KZ"/>
+              </w:rPr>
+            </w:pPr>
+            <w:r>
               <w:t xml:space="preserve">{ppeAbsent}</w:t>
             </w:r>
           </w:p>
@@ -6310,14 +7078,19 @@
           </w:tcPr>
           <w:p>
             <w:pPr>
-              <w:jc w:val="center"/>
-              <w:rPr>
-                <w:color w:val="000000"/>
-              </w:rPr>
-            </w:pPr>
-            <w:r>
-              <w:rPr>
-                <w:color w:val="000000"/>
+              <w:tabs>
+                <w:tab w:val="left" w:pos="2436"/>
+              </w:tabs>
+              <w:autoSpaceDE w:val="0"/>
+              <w:autoSpaceDN w:val="0"/>
+              <w:ind w:right="-880"/>
+              <w:rPr>
+                <w:lang w:val="kk-KZ"/>
+              </w:rPr>
+            </w:pPr>
+            <w:r>
+              <w:rPr>
+                <w:lang w:val="kk-KZ"/>
               </w:rPr>
               <w:t xml:space="preserve">{sourceStationary}</w:t>
             </w:r>
@@ -6336,15 +7109,17 @@
           </w:tcPr>
           <w:p>
             <w:pPr>
-              <w:jc w:val="center"/>
-              <w:rPr>
-                <w:color w:val="000000"/>
-              </w:rPr>
-            </w:pPr>
-            <w:r>
-              <w:rPr>
-                <w:color w:val="000000"/>
-              </w:rPr>
+              <w:tabs>
+                <w:tab w:val="left" w:pos="2436"/>
+              </w:tabs>
+              <w:autoSpaceDE w:val="0"/>
+              <w:autoSpaceDN w:val="0"/>
+              <w:ind w:right="-880"/>
+              <w:rPr>
+                <w:lang w:val="kk-KZ"/>
+              </w:rPr>
+            </w:pPr>
+            <w:r>
               <w:t xml:space="preserve">{sourceNonStationary}</w:t>
             </w:r>
           </w:p>
@@ -6362,15 +7137,17 @@
           </w:tcPr>
           <w:p>
             <w:pPr>
-              <w:jc w:val="center"/>
-              <w:rPr>
-                <w:color w:val="000000"/>
-              </w:rPr>
-            </w:pPr>
-            <w:r>
-              <w:rPr>
-                <w:color w:val="000000"/>
-              </w:rPr>
+              <w:tabs>
+                <w:tab w:val="left" w:pos="2436"/>
+              </w:tabs>
+              <w:autoSpaceDE w:val="0"/>
+              <w:autoSpaceDN w:val="0"/>
+              <w:ind w:right="-880"/>
+              <w:rPr>
+                <w:lang w:val="kk-KZ"/>
+              </w:rPr>
+            </w:pPr>
+            <w:r>
               <w:t xml:space="preserve">{oct31}</w:t>
             </w:r>
           </w:p>
@@ -6388,15 +7165,17 @@
           </w:tcPr>
           <w:p>
             <w:pPr>
-              <w:jc w:val="center"/>
-              <w:rPr>
-                <w:color w:val="000000"/>
-              </w:rPr>
-            </w:pPr>
-            <w:r>
-              <w:rPr>
-                <w:color w:val="000000"/>
-              </w:rPr>
+              <w:tabs>
+                <w:tab w:val="left" w:pos="2436"/>
+              </w:tabs>
+              <w:autoSpaceDE w:val="0"/>
+              <w:autoSpaceDN w:val="0"/>
+              <w:ind w:right="-880"/>
+              <w:rPr>
+                <w:lang w:val="kk-KZ"/>
+              </w:rPr>
+            </w:pPr>
+            <w:r>
               <w:t xml:space="preserve">{oct63}</w:t>
             </w:r>
           </w:p>
@@ -6414,15 +7193,17 @@
           </w:tcPr>
           <w:p>
             <w:pPr>
-              <w:jc w:val="center"/>
-              <w:rPr>
-                <w:color w:val="000000"/>
-              </w:rPr>
-            </w:pPr>
-            <w:r>
-              <w:rPr>
-                <w:color w:val="000000"/>
-              </w:rPr>
+              <w:tabs>
+                <w:tab w:val="left" w:pos="2436"/>
+              </w:tabs>
+              <w:autoSpaceDE w:val="0"/>
+              <w:autoSpaceDN w:val="0"/>
+              <w:ind w:right="-880"/>
+              <w:rPr>
+                <w:lang w:val="kk-KZ"/>
+              </w:rPr>
+            </w:pPr>
+            <w:r>
               <w:t xml:space="preserve">{oct125}</w:t>
             </w:r>
           </w:p>
@@ -6440,15 +7221,17 @@
           </w:tcPr>
           <w:p>
             <w:pPr>
-              <w:jc w:val="center"/>
-              <w:rPr>
-                <w:color w:val="000000"/>
-              </w:rPr>
-            </w:pPr>
-            <w:r>
-              <w:rPr>
-                <w:color w:val="000000"/>
-              </w:rPr>
+              <w:tabs>
+                <w:tab w:val="left" w:pos="2436"/>
+              </w:tabs>
+              <w:autoSpaceDE w:val="0"/>
+              <w:autoSpaceDN w:val="0"/>
+              <w:ind w:right="-880"/>
+              <w:rPr>
+                <w:lang w:val="kk-KZ"/>
+              </w:rPr>
+            </w:pPr>
+            <w:r>
               <w:t xml:space="preserve">{oct250}</w:t>
             </w:r>
           </w:p>
@@ -6466,15 +7249,17 @@
           </w:tcPr>
           <w:p>
             <w:pPr>
-              <w:jc w:val="center"/>
-              <w:rPr>
-                <w:color w:val="000000"/>
-              </w:rPr>
-            </w:pPr>
-            <w:r>
-              <w:rPr>
-                <w:color w:val="000000"/>
-              </w:rPr>
+              <w:tabs>
+                <w:tab w:val="left" w:pos="2436"/>
+              </w:tabs>
+              <w:autoSpaceDE w:val="0"/>
+              <w:autoSpaceDN w:val="0"/>
+              <w:ind w:right="-880"/>
+              <w:rPr>
+                <w:lang w:val="kk-KZ"/>
+              </w:rPr>
+            </w:pPr>
+            <w:r>
               <w:t xml:space="preserve">{oct500}</w:t>
             </w:r>
           </w:p>
@@ -6492,15 +7277,17 @@
           </w:tcPr>
           <w:p>
             <w:pPr>
-              <w:jc w:val="center"/>
-              <w:rPr>
-                <w:color w:val="000000"/>
-              </w:rPr>
-            </w:pPr>
-            <w:r>
-              <w:rPr>
-                <w:color w:val="000000"/>
-              </w:rPr>
+              <w:tabs>
+                <w:tab w:val="left" w:pos="2436"/>
+              </w:tabs>
+              <w:autoSpaceDE w:val="0"/>
+              <w:autoSpaceDN w:val="0"/>
+              <w:ind w:right="-880"/>
+              <w:rPr>
+                <w:lang w:val="kk-KZ"/>
+              </w:rPr>
+            </w:pPr>
+            <w:r>
               <w:t xml:space="preserve">{oct1000}</w:t>
             </w:r>
           </w:p>
@@ -6518,15 +7305,17 @@
           </w:tcPr>
           <w:p>
             <w:pPr>
-              <w:jc w:val="center"/>
-              <w:rPr>
-                <w:color w:val="000000"/>
-              </w:rPr>
-            </w:pPr>
-            <w:r>
-              <w:rPr>
-                <w:color w:val="000000"/>
-              </w:rPr>
+              <w:tabs>
+                <w:tab w:val="left" w:pos="2436"/>
+              </w:tabs>
+              <w:autoSpaceDE w:val="0"/>
+              <w:autoSpaceDN w:val="0"/>
+              <w:ind w:right="-880"/>
+              <w:rPr>
+                <w:lang w:val="kk-KZ"/>
+              </w:rPr>
+            </w:pPr>
+            <w:r>
               <w:t xml:space="preserve">{oct2000}</w:t>
             </w:r>
           </w:p>
@@ -6544,15 +7333,17 @@
           </w:tcPr>
           <w:p>
             <w:pPr>
-              <w:jc w:val="center"/>
-              <w:rPr>
-                <w:color w:val="000000"/>
-              </w:rPr>
-            </w:pPr>
-            <w:r>
-              <w:rPr>
-                <w:color w:val="000000"/>
-              </w:rPr>
+              <w:tabs>
+                <w:tab w:val="left" w:pos="2436"/>
+              </w:tabs>
+              <w:autoSpaceDE w:val="0"/>
+              <w:autoSpaceDN w:val="0"/>
+              <w:ind w:right="-880"/>
+              <w:rPr>
+                <w:lang w:val="kk-KZ"/>
+              </w:rPr>
+            </w:pPr>
+            <w:r>
               <w:t xml:space="preserve">{oct4000}</w:t>
             </w:r>
           </w:p>
@@ -6570,15 +7361,17 @@
           </w:tcPr>
           <w:p>
             <w:pPr>
-              <w:jc w:val="center"/>
-              <w:rPr>
-                <w:color w:val="000000"/>
-              </w:rPr>
-            </w:pPr>
-            <w:r>
-              <w:rPr>
-                <w:color w:val="000000"/>
-              </w:rPr>
+              <w:tabs>
+                <w:tab w:val="left" w:pos="2436"/>
+              </w:tabs>
+              <w:autoSpaceDE w:val="0"/>
+              <w:autoSpaceDN w:val="0"/>
+              <w:ind w:right="-880"/>
+              <w:rPr>
+                <w:lang w:val="kk-KZ"/>
+              </w:rPr>
+            </w:pPr>
+            <w:r>
               <w:t xml:space="preserve">{charBroadStationary}</w:t>
             </w:r>
           </w:p>
@@ -6596,15 +7389,17 @@
           </w:tcPr>
           <w:p>
             <w:pPr>
-              <w:jc w:val="center"/>
-              <w:rPr>
-                <w:color w:val="000000"/>
-              </w:rPr>
-            </w:pPr>
-            <w:r>
-              <w:rPr>
-                <w:color w:val="000000"/>
-              </w:rPr>
+              <w:tabs>
+                <w:tab w:val="left" w:pos="2436"/>
+              </w:tabs>
+              <w:autoSpaceDE w:val="0"/>
+              <w:autoSpaceDN w:val="0"/>
+              <w:ind w:right="-880"/>
+              <w:rPr>
+                <w:lang w:val="kk-KZ"/>
+              </w:rPr>
+            </w:pPr>
+            <w:r>
               <w:t xml:space="preserve">{charBroadNonStationary}</w:t>
             </w:r>
           </w:p>
@@ -6622,15 +7417,17 @@
           </w:tcPr>
           <w:p>
             <w:pPr>
-              <w:jc w:val="center"/>
-              <w:rPr>
-                <w:color w:val="000000"/>
-              </w:rPr>
-            </w:pPr>
-            <w:r>
-              <w:rPr>
-                <w:color w:val="000000"/>
-              </w:rPr>
+              <w:tabs>
+                <w:tab w:val="left" w:pos="2436"/>
+              </w:tabs>
+              <w:autoSpaceDE w:val="0"/>
+              <w:autoSpaceDN w:val="0"/>
+              <w:ind w:right="-880"/>
+              <w:rPr>
+                <w:lang w:val="kk-KZ"/>
+              </w:rPr>
+            </w:pPr>
+            <w:r>
               <w:t xml:space="preserve">{charBroadOscillating}</w:t>
             </w:r>
           </w:p>
@@ -6648,15 +7445,17 @@
           </w:tcPr>
           <w:p>
             <w:pPr>
-              <w:jc w:val="center"/>
-              <w:rPr>
-                <w:color w:val="000000"/>
-              </w:rPr>
-            </w:pPr>
-            <w:r>
-              <w:rPr>
-                <w:color w:val="000000"/>
-              </w:rPr>
+              <w:tabs>
+                <w:tab w:val="left" w:pos="2436"/>
+              </w:tabs>
+              <w:autoSpaceDE w:val="0"/>
+              <w:autoSpaceDN w:val="0"/>
+              <w:ind w:right="-880"/>
+              <w:rPr>
+                <w:lang w:val="kk-KZ"/>
+              </w:rPr>
+            </w:pPr>
+            <w:r>
               <w:t xml:space="preserve">{charBroadImpulse}</w:t>
             </w:r>
           </w:p>
@@ -6674,15 +7473,17 @@
           </w:tcPr>
           <w:p>
             <w:pPr>
-              <w:jc w:val="center"/>
-              <w:rPr>
-                <w:color w:val="000000"/>
-              </w:rPr>
-            </w:pPr>
-            <w:r>
-              <w:rPr>
-                <w:color w:val="000000"/>
-              </w:rPr>
+              <w:tabs>
+                <w:tab w:val="left" w:pos="2436"/>
+              </w:tabs>
+              <w:autoSpaceDE w:val="0"/>
+              <w:autoSpaceDN w:val="0"/>
+              <w:ind w:right="-880"/>
+              <w:rPr>
+                <w:lang w:val="kk-KZ"/>
+              </w:rPr>
+            </w:pPr>
+            <w:r>
               <w:t xml:space="preserve">{charTonalStationary}</w:t>
             </w:r>
           </w:p>
@@ -6700,15 +7501,17 @@
           </w:tcPr>
           <w:p>
             <w:pPr>
-              <w:jc w:val="center"/>
-              <w:rPr>
-                <w:color w:val="000000"/>
-              </w:rPr>
-            </w:pPr>
-            <w:r>
-              <w:rPr>
-                <w:color w:val="000000"/>
-              </w:rPr>
+              <w:tabs>
+                <w:tab w:val="left" w:pos="2436"/>
+              </w:tabs>
+              <w:autoSpaceDE w:val="0"/>
+              <w:autoSpaceDN w:val="0"/>
+              <w:ind w:right="-880"/>
+              <w:rPr>
+                <w:lang w:val="kk-KZ"/>
+              </w:rPr>
+            </w:pPr>
+            <w:r>
               <w:t xml:space="preserve">{charTonalNonStationary}</w:t>
             </w:r>
           </w:p>
@@ -6726,15 +7529,17 @@
           </w:tcPr>
           <w:p>
             <w:pPr>
-              <w:jc w:val="center"/>
-              <w:rPr>
-                <w:color w:val="000000"/>
-              </w:rPr>
-            </w:pPr>
-            <w:r>
-              <w:rPr>
-                <w:color w:val="000000"/>
-              </w:rPr>
+              <w:tabs>
+                <w:tab w:val="left" w:pos="2436"/>
+              </w:tabs>
+              <w:autoSpaceDE w:val="0"/>
+              <w:autoSpaceDN w:val="0"/>
+              <w:ind w:right="-880"/>
+              <w:rPr>
+                <w:lang w:val="kk-KZ"/>
+              </w:rPr>
+            </w:pPr>
+            <w:r>
               <w:t xml:space="preserve">{charTonalOscillating}</w:t>
             </w:r>
           </w:p>
@@ -6752,15 +7557,17 @@
           </w:tcPr>
           <w:p>
             <w:pPr>
-              <w:jc w:val="center"/>
-              <w:rPr>
-                <w:color w:val="000000"/>
-              </w:rPr>
-            </w:pPr>
-            <w:r>
-              <w:rPr>
-                <w:color w:val="000000"/>
-              </w:rPr>
+              <w:tabs>
+                <w:tab w:val="left" w:pos="2436"/>
+              </w:tabs>
+              <w:autoSpaceDE w:val="0"/>
+              <w:autoSpaceDN w:val="0"/>
+              <w:ind w:right="-880"/>
+              <w:rPr>
+                <w:lang w:val="kk-KZ"/>
+              </w:rPr>
+            </w:pPr>
+            <w:r>
               <w:t xml:space="preserve">{charTonalImpulse}</w:t>
             </w:r>
           </w:p>
@@ -6778,14 +7585,22 @@
           </w:tcPr>
           <w:p>
             <w:pPr>
-              <w:jc w:val="center"/>
-              <w:rPr>
-                <w:color w:val="000000"/>
-              </w:rPr>
-            </w:pPr>
-            <w:r>
-              <w:rPr>
-                <w:color w:val="000000"/>
+              <w:tabs>
+                <w:tab w:val="left" w:pos="2436"/>
+              </w:tabs>
+              <w:autoSpaceDE w:val="0"/>
+              <w:autoSpaceDN w:val="0"/>
+              <w:ind w:right="-880"/>
+              <w:rPr>
+                <w:b/>
+                <w:bCs/>
+              </w:rPr>
+            </w:pPr>
+            <w:r>
+              <w:rPr>
+                <w:b/>
+                <w:bCs/>
+                <w:lang w:val="en-US"/>
               </w:rPr>
               <w:t xml:space="preserve">{measured}</w:t>
             </w:r>
@@ -6804,16 +7619,21 @@
           </w:tcPr>
           <w:p>
             <w:pPr>
-              <w:jc w:val="center"/>
-              <w:rPr>
-                <w:color w:val="000000"/>
-              </w:rPr>
-            </w:pPr>
-            <w:r>
-              <w:rPr>
-                <w:color w:val="000000"/>
-              </w:rPr>
-              <w:t xml:space="preserve">{allowed}{/measurements}</w:t>
+              <w:tabs>
+                <w:tab w:val="left" w:pos="2436"/>
+              </w:tabs>
+              <w:autoSpaceDE w:val="0"/>
+              <w:autoSpaceDN w:val="0"/>
+              <w:ind w:right="-880"/>
+              <w:rPr>
+                <w:lang w:val="kk-KZ"/>
+              </w:rPr>
+            </w:pPr>
+            <w:r>
+              <w:rPr>
+                <w:lang w:val="kk-KZ"/>
+              </w:rPr>
+              <w:t xml:space="preserve">{allowed}{/productionMeasurements}</w:t>
             </w:r>
           </w:p>
         </w:tc>
@@ -6922,7 +7742,7 @@
           <w:szCs w:val="24"/>
           <w:lang w:val="kk-KZ"/>
         </w:rPr>
-        <w:t>{performer.fullName}</w:t>
+        <w:t xml:space="preserve">{performer.fullName}</w:t>
       </w:r>
     </w:p>
     <w:p>
@@ -7130,7 +7950,7 @@
           <w:sz w:val="24"/>
           <w:szCs w:val="24"/>
         </w:rPr>
-        <w:t>{director.fullName}</w:t>
+        <w:t xml:space="preserve">{director.fullName}</w:t>
       </w:r>
     </w:p>
     <w:p>
